--- a/manuscript/Manuscript_CA.docx
+++ b/manuscript/Manuscript_CA.docx
@@ -11957,7 +11957,7 @@
         <w:jc w:val="both"/>
       </w:pPr>
       <w:r>
-        <w:t>SubSurface_v6.py (the change-aware experiments) took 13 minutes on one process (Python 3.11.9, NumPy 2.4.6); SubSurface_v5.py (the survey evidence layer) took 40 minutes with eight processes. Every random stream is derived from the seed, an experiment tag and a site or block index, so that results do not depend on the number of processes. A fresh clone of the archived code reproduced results_v5.json exactly; results_v6.json is reproduced by the command above. Each results file records the command, the seed, the library versions, the definitions and every table quoted in this paper.</w:t>
+        <w:t>SubSurface_v6.py (the change-aware experiments) took 13 minutes on one process (Python 3.11.9, NumPy 2.4.6); SubSurface_v5.py (the survey evidence layer) took 40 minutes with eight processes. Every random stream is derived from the seed, an experiment tag and a site or block index, so that results do not depend on the number of processes. A fresh clone of the archived code reproduced results_v5.json and results_v6.json exactly, and its self-tests and tests passed. Each results file records the command, the seed, the library versions, the definitions and every table quoted in this paper.</w:t>
       </w:r>
     </w:p>
     <w:p>

--- a/manuscript/Manuscript_CA.docx
+++ b/manuscript/Manuscript_CA.docx
@@ -65,7 +65,7 @@
         <w:rPr>
           <w:sz w:val="19"/>
         </w:rPr>
-        <w:t>Software: https://github.com/sandlerleon/subsurface-risk-calibrated-mapping (archived at https://doi.org/10.5281/zenodo.23330705). Preprint: https://doi.org/10.5281/zenodo.23330706.</w:t>
+        <w:t>Software: https://github.com/sandlerleon/subsurface-risk-calibrated-mapping (archived at https://doi.org/10.5281/zenodo.23355541). Preprint: https://doi.org/10.5281/zenodo.23355542.</w:t>
       </w:r>
     </w:p>
     <w:p>
@@ -85,7 +85,7 @@
         <w:jc w:val="both"/>
       </w:pPr>
       <w:r>
-        <w:t>Infrastructure monitoring must support safety decisions while the monitored structure changes between observations, instruments fail, work records are incomplete and models are imperfect. This simulation study proposes change-aware reliability-gated sensor fusion and evaluates it on two structurally different problems: excavation clearance above buried utilities and continued use of an industrial scaffold. A hidden-Markov estimator tracks a latent hazard state from asynchronous continuous point sensors, periodic surveys and work records; authorization is treated as contextual evidence and never as proof of safety; and a decision is released only if the highest hazard probability over model alternatives that the surveys have not rejected meets a risk criterion. At matched decision coverage, dynamic estimation lowered the conditional unsafe-decision risk by a factor of 3.7 (utilities) and 2.1 (scaffolds) relative to static-state fusion, and the estimator’s predicted risk tracked the observed risk as the age of the last survey grew. Suppressing permit-matched changes left a hazardous, unflagged state after 22% and 39% of the changes made under a valid permit, against 2% and 5% when permits were used as context. Continuous point sensors added little to periodic surveys and risk-optimized placement was not consistently better than simple rules. The reliability gate lowered the risk under combined failures, but by abstaining rather than by better inference, and no method was reliable against every failure mode. All results are conditional on the simulated environments and have not been validated against field data; the scaffold hazard criterion is synthetic.</w:t>
+        <w:t>Monitoring must support safety decisions while the monitored structure changes between observations, instruments fail, work records are incomplete and models are imperfect. This simulation study proposes change-aware reliability-gated sensor fusion and evaluates it on excavation clearance above buried utilities and on continued use of an industrial scaffold. A hidden-Markov estimator tracks a latent hazard state from asynchronous point sensors, periodic surveys and work records; authorization is contextual evidence, never proof of safety; a decision is released only if the highest hazard probability over the model alternatives that the surveys have not rejected meets a risk criterion, which is conditional on the assumed alternatives and not a guarantee. At matched decision coverage, dynamic estimation lowered the conditional unsafe-decision risk by a factor of 3.7 (utilities) and 2.1 (scaffolds) relative to static-state fusion, and its predicted risk tracked the observed risk as survey age grew. Suppressing permit-matched changes left a hazardous, unflagged state after 22% and 39% of the changes made under a valid permit, against 2% and 5% when permits were used as context. Point sensors added little to periodic surveys, and risk-optimized placement was not consistently better than simple rules. The gate lowered the risk under combined failures by abstaining rather than by better inference, and no method was reliable against every failure mode. The scaffold advantage held under 16 definitions of an unsafe structure. Results are conditional on the simulated environments, are not validated against field data, and the scaffold criterion is synthetic.</w:t>
       </w:r>
     </w:p>
     <w:p>
@@ -164,7 +164,7 @@
         <w:jc w:val="both"/>
       </w:pPr>
       <w:r>
-        <w:t>The contributions are: (i) a dynamic formulation of the reliability of monitoring decisions, with a safety failure event, three reliability metrics and an explicit treatment of observation age, authorization and sensor coverage (Section 3); (ii) change-aware reliability-gated sensor fusion (CARGSF), which combines a hidden-Markov state estimator with permit reconciliation that keeps authorization separate from hazard, and a gate that releases a decision only if the supremum of the hazard probabilities over the model alternatives that the surveys have not rejected meets a risk criterion (Section 4); (iii) seven experiments that compare it with static, dynamic and domain-specific baselines at matched decision coverage, under single and combined failures, and that vary the monitoring architecture and the allocation of sensors (Sections 5 to 8); (iv) a reliability analysis of the survey evidence layer that feeds the utility case, including sensor-fault and common-cause scenarios, the aleatory and epistemic parts of the unsafe-release risk and a global sensitivity analysis (Section 6.1); and (v) negative results reported alongside the positive ones: continuous point sensors added little to periodic surveys, risk-optimized placement was not consistently better than simple rules, the reliability gate lowered risk mainly by abstaining, and a more elaborate spatial model was less reliable than a simpler one when its geometry assumption failed.</w:t>
+        <w:t>The contributions are: (i) a dynamic formulation of the reliability of monitoring decisions, with a safety failure event, three reliability metrics and an explicit treatment of observation age, authorization and sensor coverage (Section 3); (ii) change-aware reliability-gated sensor fusion (CARGSF), which combines a hidden-Markov state estimator with permit reconciliation that keeps authorization separate from hazard, and a gate that releases a decision only if the supremum of the hazard probabilities over the model alternatives that the surveys have not rejected meets a risk criterion (Section 4); (iii) eight experiments that compare it with static, dynamic and domain-specific baselines at matched decision coverage, under single and combined failures, and that vary the monitoring architecture and the allocation of sensors (Sections 5 to 8); (iv) a reliability analysis of the survey evidence layer that feeds the utility case, including sensor-fault and common-cause scenarios, the aleatory and epistemic parts of the unsafe-release risk and a global sensitivity analysis (Section 6.1); and (v) negative results reported alongside the positive ones: continuous point sensors added little to periodic surveys, risk-optimized placement was not consistently better than simple rules, the reliability gate lowered risk mainly by abstaining, and a more elaborate spatial model was less reliable than a simpler one when its geometry assumption failed.</w:t>
       </w:r>
     </w:p>
     <w:p>
@@ -5122,6 +5122,30 @@
         <w:jc w:val="both"/>
       </w:pPr>
       <w:r>
+        <w:rPr>
+          <w:b/>
+        </w:rPr>
+        <w:t>What the gate bounds and what it does not.</w:t>
+      </w:r>
+      <w:r>
+        <w:t xml:space="preserve"> The gate is a robust decision rule and not a safety guarantee. The six alternatives are a finite set assumed by the analyst; the rejection threshold of 5 in log-likelihood is a design choice; and the true process may be absent from the retained set, in which case the supremum can understate the hazard (the survey cannot reject an alternative whose consequences it does not reveal). The quantity that the gate holds below the criterion is therefore a </w:t>
+      </w:r>
+      <w:r>
+        <w:rPr>
+          <w:i/>
+        </w:rPr>
+        <w:t>modeled</w:t>
+      </w:r>
+      <w:r>
+        <w:t xml:space="preserve"> hazard probability, conditional on the alternatives, on the evidence and on the independence assumption of Section 4.2; it is not control of the failure probability of a real corridor or structure, and “risk-bounded” in the title is meant in that sense only. The experiments test the property rather than assume it: the observed conditional risk among released decisions is reported next to the criterion and exceeds it where the departure is not visible to the surveys (for example 12.0% in the combined utility scenario against a criterion of 5%, Section 8.2).</w:t>
+      </w:r>
+    </w:p>
+    <w:p>
+      <w:pPr>
+        <w:keepNext w:val="0"/>
+        <w:jc w:val="both"/>
+      </w:pPr>
+      <w:r>
         <w:t>Release thresholds are fixed: an element is released if its hazard probability is at most 0.05, escalated if it is at least 0.50, and sent for verification otherwise.</w:t>
       </w:r>
     </w:p>
@@ -6754,6 +6778,76 @@
           </w:p>
         </w:tc>
       </w:tr>
+      <w:tr>
+        <w:tc>
+          <w:tcPr>
+            <w:tcW w:type="dxa" w:w="2016"/>
+          </w:tcPr>
+          <w:p>
+            <w:pPr>
+              <w:spacing w:line="240" w:lineRule="auto" w:after="20"/>
+            </w:pPr>
+            <w:r/>
+            <w:r>
+              <w:rPr>
+                <w:sz w:val="15"/>
+              </w:rPr>
+              <w:t>E8 Structural hazard definition</w:t>
+            </w:r>
+          </w:p>
+        </w:tc>
+        <w:tc>
+          <w:tcPr>
+            <w:tcW w:type="dxa" w:w="3456"/>
+          </w:tcPr>
+          <w:p>
+            <w:pPr>
+              <w:spacing w:line="240" w:lineRule="auto" w:after="20"/>
+            </w:pPr>
+            <w:r/>
+            <w:r>
+              <w:rPr>
+                <w:sz w:val="15"/>
+              </w:rPr>
+              <w:t>Scaffold conclusions under 16 definitions of an unsafe structure (critical-member share × bay threshold)</w:t>
+            </w:r>
+          </w:p>
+        </w:tc>
+        <w:tc>
+          <w:tcPr>
+            <w:tcW w:type="dxa" w:w="2880"/>
+          </w:tcPr>
+          <w:p>
+            <w:pPr>
+              <w:spacing w:line="240" w:lineRule="auto" w:after="20"/>
+            </w:pPr>
+            <w:r/>
+            <w:r>
+              <w:rPr>
+                <w:sz w:val="15"/>
+              </w:rPr>
+              <w:t>Risk ratios at matched coverage; gate coverage and risk</w:t>
+            </w:r>
+          </w:p>
+        </w:tc>
+        <w:tc>
+          <w:tcPr>
+            <w:tcW w:type="dxa" w:w="1152"/>
+          </w:tcPr>
+          <w:p>
+            <w:pPr>
+              <w:spacing w:line="240" w:lineRule="auto" w:after="20"/>
+            </w:pPr>
+            <w:r/>
+            <w:r>
+              <w:rPr>
+                <w:sz w:val="15"/>
+              </w:rPr>
+              <w:t>H1, H3</w:t>
+            </w:r>
+          </w:p>
+        </w:tc>
+      </w:tr>
     </w:tbl>
     <w:p>
       <w:pPr>
@@ -9133,7 +9227,7 @@
         <w:jc w:val="both"/>
       </w:pPr>
       <w:r>
-        <w:t>In both domains the dynamic estimator has a lower conditional risk than the static methods at every matched coverage from 10% to 50% (in utilities the intervals overlap at 70%, where the risk of every method approaches the prevalence) (utilities: 3.9 times lower at 20%; scaffold: 2.5 times at 20%), and than the weighted index at 30% in the scaffold domain (1.7 times). The gated estimator ranks slightly worse than D2 at matched coverage (utilities: {m6(cvx(R6['transfer'][UT]['G'],'curve',0.3),2)}% against {m6(cvx(R6['transfer'][UT]['D2'],'curve',0.3),2)}% at 30%; scaffold: {m6(cvx(R6['transfer'][SF]['G'],'s_curve',0.3),2)}% against {m6(cvx(R6['transfer'][SF]['D2'],'s_curve',0.3),2)}%), so that its value is not a better ranking but a different operating point, as the next section shows. H3 is supported in the narrow sense stated: a common architecture gave a measurable benefit in two structurally different problems against calibrated, domain-specific baselines, in simulation, with simple change processes and independent elements.</w:t>
+        <w:t>In both domains the dynamic estimator has a lower conditional risk than the static methods at every matched coverage from 10% to 50% (in utilities the intervals overlap at 70%, where the risk of every method approaches the prevalence) (utilities: 3.9 times lower at 20%; scaffold: 2.5 times at 20%), and than the weighted index at 30% in the scaffold domain (1.7 times). The gated estimator ranks slightly worse than D2 at matched coverage (utilities: 0.82% against 0.71% at 30%; scaffold: 2.92% against 2.81%), so that its value is not a better ranking but a different operating point, as the next section shows. H3 is supported in the narrow sense stated: a common architecture gave a measurable benefit in two structurally different problems against calibrated, domain-specific baselines, in simulation, with simple change processes and independent elements.</w:t>
       </w:r>
     </w:p>
     <w:p>
@@ -9223,7 +9317,7 @@
         <w:rPr>
           <w:sz w:val="19"/>
         </w:rPr>
-        <w:t xml:space="preserve"> Conditional risk (%) and, in brackets, decision coverage (%) under single and combined failures, with point sensors on 10% of the elements. The estimators are calibrated on the nominal world and are not recalibrated.</w:t>
+        <w:t xml:space="preserve"> Conditional risk (%) and, in brackets, decision coverage (%) under single and combined failures, with point sensors on 10% of the elements. The estimators are calibrated on the nominal world and are not recalibrated. A coverage below 1% is shown to one decimal; a conditional risk is undefined, and shown as n/a, only where no decision is released.</w:t>
       </w:r>
     </w:p>
     <w:tbl>
@@ -10078,7 +10172,7 @@
               <w:rPr>
                 <w:sz w:val="14"/>
               </w:rPr>
-              <w:t>12.0 (0)</w:t>
+              <w:t>12.0 (0.4)</w:t>
             </w:r>
           </w:p>
         </w:tc>
@@ -10927,7 +11021,7 @@
         <w:jc w:val="both"/>
       </w:pPr>
       <w:r>
-        <w:t>Removing one component of the gated method at a time (Fig. 11) shows what each does. Without the dynamics (static-state fusion) the nominal risk rises from 0.9% to 3.6% in utilities and from 1.1% to 6.8% in the scaffold (but the coverage rises from 38% to 51% and from 9% to 92%); without the permit context the risk rises to 1.8% and 3.7%; without the survey the scaffold risk rises to 2.2% and the utility corridor cannot be released at all, since the baseline hazard prevalence is unknown without a survey. Without the point sensors the risk is 1.0% and 0.9%, close to the 0.9% and 1.1% with them, and without the health flags 1.0% and 0.7%, which confirms that in these worlds the point sensors and their health matter little. Without the validity selection the gate takes the supremum over all alternatives and releases 0% of the utility corridor in the nominal world: the selection is what keeps the gate usable. Under the combined failure, removing the gate raises the conditional risk from 11.7% to 22.5% (utilities) and from 3.3% to 12.9% (scaffold), with coverage rising from 0% to 48% and from 5% to 15%.</w:t>
+        <w:t>Removing one component of the gated method at a time (Fig. 11) shows what each does. Without the dynamics (static-state fusion) the nominal risk rises from 0.9% to 3.6% in utilities and from 1.1% to 6.8% in the scaffold (but the coverage rises from 38% to 51% and from 9% to 92%); without the permit context the risk rises to 1.8% and 3.7%; without the survey the scaffold risk rises to 2.2% and the utility corridor cannot be released at all, since the baseline hazard prevalence is unknown without a survey. Without the point sensors the risk is 1.0% and 0.9%, close to the 0.9% and 1.1% with them, and without the health flags 1.0% and 0.7%, which confirms that in these worlds the point sensors and their health matter little. Without the validity selection the gate takes the supremum over all alternatives and releases 0.0% of the utility corridor in the nominal world: the selection is what keeps the gate usable. Under the combined failure, removing the gate raises the conditional risk from 11.7% to 22.5% (utilities) and from 3.3% to 12.9% (scaffold), with coverage rising from 0.3% to 48% and from 5% to 15%. The conditional risk of the full method under the combined failure in utilities (11.7%) is therefore a statistic of a very small coverage and not of an empty set: it is computed over a mean of 1983 released element-epochs per test site (0.3% of the element-epochs), and it is defined in 100% of the sites. It describes the few decisions that the gate still takes and is not an operating point; where a method releases nothing in a site, its conditional risk in that site is undefined, is reported as n/a and is left out of the mean.</w:t>
       </w:r>
     </w:p>
     <w:p>
@@ -10998,7 +11092,105 @@
         <w:rPr>
           <w:rFonts w:ascii="Times New Roman" w:hAnsi="Times New Roman"/>
         </w:rPr>
-        <w:t>8.4 Summary of the hypotheses</w:t>
+        <w:t>8.4 Sensitivity to the structural hazard definition (E8)</w:t>
+      </w:r>
+    </w:p>
+    <w:p>
+      <w:pPr>
+        <w:keepNext w:val="0"/>
+        <w:jc w:val="both"/>
+      </w:pPr>
+      <w:r>
+        <w:t>The scaffold hazard criterion is synthetic: a structure is unsafe if a critical member is hazardous or if two non-critical members of one bay are. The member-level estimators do not depend on this definition, but the structure-level decisions, the unsafe-state labels and the weighted-index baseline do, and a conclusion that held only for one arbitrary definition would say little. E8 therefore re-evaluates the scaffold experiments under sixteen definitions, crossing the share of critical members (5, 10, 20 and 35%; 20% is the benchmark) with the number of non-critical members of a bay whose hazard makes the structure unsafe (1, 2, 3 and 4; 2 is the benchmark). The simulated worlds and the member hazard probabilities are the same under every definition, the critical members of a smaller share are a subset of those of a larger share, and the release criterion (</w:t>
+      </w:r>
+      <w:r>
+        <w:rPr>
+          <w:i/>
+        </w:rPr>
+        <w:t>P</w:t>
+      </w:r>
+      <w:r>
+        <w:t>(unsafe) ≤ 0.05) is unchanged. The prevalence of unsafe structure-epochs in the nominal world ranges from 2.4% to 43.9% across the definitions (11.3% for the benchmark), so the definitions span benign and demanding benchmarks.</w:t>
+      </w:r>
+    </w:p>
+    <w:p>
+      <w:pPr>
+        <w:keepNext w:val="0"/>
+        <w:jc w:val="both"/>
+      </w:pPr>
+      <w:r>
+        <w:t>The dynamic estimator had a lower structure-level risk than static-state fusion at every matched coverage from 10% to 50% in 16 of the 16 definitions in the nominal world and in 16 of 16 under the combined failures (Fig. 12a,b). The risk ratio at 30% coverage ranged from 2.1 to 6.7 (median 3.1) in the nominal world and from 1.4 to 3.3 (median 2.0) under the combined failures. It was smallest where one non-critical member made a bay unsafe (ratio 2.1 nominal, 1.4 combined at the benchmark critical share), because the structure is then unsafe so often that the prevalence compresses every method toward it, and it was largest for a small share of critical members, where the decision depends on the bays and so on the evidence about many members at once. The dynamic estimator also had a lower risk than the weighted index at matched coverage in 16 of 16 (nominal) and 16 of 16 (combined) definitions, with ratios at 30% of 1.4 to 4.7 and 1.2 to 1.5 (Fig. 12c). Under the combined failures the reliability gate released fewer structures than D2 in 16 of 16 definitions (at most 38% of the structure-epochs, and none when one non-critical member made a bay unsafe, Fig. 12d), and where it released any its conditional risk was lower than that of D2 in 12 of 12. The benchmark cell is an independent replicate of the worlds of Section 8.1 (the same sites, new simulated worlds): its ratio of 3.1 against 2.1 there has the same direction, but the risk of D2 at 30% coverage is 1.6% there against 2.8% in Section 8.1, which shows how variable a ratio of two small risks is between replicate sets of worlds (Supplementary Table S17); the ratios in this section should be read as orders of magnitude and not as point estimates. The conclusions on H1 and H3 for the scaffold therefore do not depend on the single benchmark definition within the range tested, and the benefit of the gate remains a benefit bought in abstention. The qualification is unchanged and is stated in Section 9.4: all sixteen definitions are monotone criteria of the same kind, none is a structural calculation, and the sensitivity analysis shows that the findings are not an artifact of one definition, not that any definition describes a real scaffold. The full results are in Supplementary Table S17.</w:t>
+      </w:r>
+    </w:p>
+    <w:p>
+      <w:pPr>
+        <w:keepNext/>
+        <w:spacing w:before="160" w:after="40"/>
+        <w:jc w:val="center"/>
+      </w:pPr>
+      <w:r>
+        <w:drawing>
+          <wp:inline xmlns:a="http://schemas.openxmlformats.org/drawingml/2006/main" xmlns:pic="http://schemas.openxmlformats.org/drawingml/2006/picture">
+            <wp:extent cx="5669280" cy="4237977"/>
+            <wp:docPr id="12" name="Picture 12" descr="Structure definitions"/>
+            <wp:cNvGraphicFramePr>
+              <a:graphicFrameLocks noChangeAspect="1"/>
+            </wp:cNvGraphicFramePr>
+            <a:graphic>
+              <a:graphicData uri="http://schemas.openxmlformats.org/drawingml/2006/picture">
+                <pic:pic>
+                  <pic:nvPicPr>
+                    <pic:cNvPr id="0" name="fig39_structure_definitions.png"/>
+                    <pic:cNvPicPr/>
+                  </pic:nvPicPr>
+                  <pic:blipFill>
+                    <a:blip r:embed="rId21"/>
+                    <a:stretch>
+                      <a:fillRect/>
+                    </a:stretch>
+                  </pic:blipFill>
+                  <pic:spPr>
+                    <a:xfrm>
+                      <a:off x="0" y="0"/>
+                      <a:ext cx="5669280" cy="4237977"/>
+                    </a:xfrm>
+                    <a:prstGeom prst="rect"/>
+                  </pic:spPr>
+                </pic:pic>
+              </a:graphicData>
+            </a:graphic>
+          </wp:inline>
+        </w:drawing>
+      </w:r>
+    </w:p>
+    <w:p>
+      <w:pPr>
+        <w:keepNext w:val="0"/>
+        <w:spacing w:line="276" w:lineRule="auto" w:after="200"/>
+      </w:pPr>
+      <w:r>
+        <w:rPr>
+          <w:b/>
+          <w:sz w:val="19"/>
+        </w:rPr>
+        <w:t>Fig. 12.</w:t>
+      </w:r>
+      <w:r>
+        <w:rPr>
+          <w:sz w:val="19"/>
+        </w:rPr>
+        <w:t xml:space="preserve"> Sensitivity of the scaffold conclusions to the structural hazard definition (E8): share of critical members (vertical axis) against the number of non-critical members of a bay that make it unsafe (horizontal axis); the outlined cell is the benchmark. (a) Ratio of the conditional risk of static-state fusion to that of the dynamic estimator at 30% matched coverage, nominal world; (b) the same under the combined failures; (c) the same for the weighted index; (d) share of structure-epochs released by the reliability gate under the combined failures. Point sensors on 10% of the members.</w:t>
+      </w:r>
+    </w:p>
+    <w:p>
+      <w:pPr>
+        <w:pStyle w:val="Heading2"/>
+      </w:pPr>
+      <w:r>
+        <w:rPr>
+          <w:rFonts w:ascii="Times New Roman" w:hAnsi="Times New Roman"/>
+        </w:rPr>
+        <w:t>8.5 Summary of the hypotheses</w:t>
       </w:r>
     </w:p>
     <w:p>
@@ -11316,7 +11508,7 @@
               <w:rPr>
                 <w:sz w:val="14"/>
               </w:rPr>
-              <w:t>simple change processes, independent elements, synthetic scaffold criterion; gate benefits come mainly from abstention; point sensors and placement added little</w:t>
+              <w:t>simple change processes, independent elements, synthetic scaffold criterion (conclusions held in 16 of 16 alternative definitions of an unsafe structure, Section 8.4); gate benefits come mainly from abstention; point sensors and placement added little</w:t>
             </w:r>
           </w:p>
         </w:tc>
@@ -11361,7 +11553,7 @@
         <w:t>Demonstrated within the models.</w:t>
       </w:r>
       <w:r>
-        <w:t xml:space="preserve"> (i) A map that is not updated for what can have changed since it was made becomes unreliable at a rate that the change process determines, and a decision layer that tracks the hazard state recursively can predict that rate for its own decisions (Sections 6.2 and 7.2). (ii) Work records are valuable as context and dangerous as explanation: using them to modulate the probability of change and the share of authorized events reduced the undetected hazardous states, and suppressing matched changes multiplied them (Sections 6.3 and 7.3). (iii) Continuous point sensors on a small share of the elements added little to periodic surveys, and where they were placed mattered more than whether the placement was optimized (Sections 6.4, 6.5 and 7.4). (iv) A gate over the model alternatives that the surveys have not rejected lowered risk under departures from the assumed change process and survey, but mainly by releasing fewer decisions; at the gate’s coverage the ungated estimator was close to it where the departure was a faster change process (Section 8.2). (v) In the survey evidence layer, a more elaborate spatial model was less reliable than a simpler one when its geometry assumption failed, the probabilities it attached to released segments could understate the observed risk by two orders of magnitude, and an unflagged sensor failure defeated every policy (Section 6.1).</w:t>
+        <w:t xml:space="preserve"> (i) A map that is not updated for what can have changed since it was made becomes unreliable at a rate that the change process determines, and a decision layer that tracks the hazard state recursively can predict that rate for its own decisions (Sections 6.2 and 7.2). (ii) Work records are valuable as context and dangerous as explanation: using them to modulate the probability of change and the share of authorized events reduced the undetected hazardous states, and suppressing matched changes multiplied them (Sections 6.3 and 7.3). (iii) Continuous point sensors on a small share of the elements added little to periodic surveys, and where they were placed mattered more than whether the placement was optimized (Sections 6.4, 6.5 and 7.4). (iv) A gate over the model alternatives that the surveys have not rejected lowered risk under departures from the assumed change process and survey, but mainly by releasing fewer decisions; at the gate’s coverage the ungated estimator was close to it where the departure was a faster change process (Section 8.2). (v) In the survey evidence layer, a more elaborate spatial model was less reliable than a simpler one when its geometry assumption failed, the probabilities it attached to released segments could understate the observed risk by two orders of magnitude, and an unflagged sensor failure defeated every policy (Section 6.1). (vi) The scaffold conclusions on dynamic estimation did not depend on one definition of an unsafe structure: the dynamic estimator had the lower matched-coverage risk under all sixteen definitions tested, although the size of the advantage varied by a factor of about three (Section 8.4).</w:t>
       </w:r>
     </w:p>
     <w:p>
@@ -11481,7 +11673,7 @@
         <w:t>Synthetic scaffold criterion.</w:t>
       </w:r>
       <w:r>
-        <w:t xml:space="preserve"> Hazard labels for the scaffold come from a simple, monotone criterion and not from a structural model or an independent assessment. The benchmark tests the reliability of the decision layer given a criterion, not the criterion.</w:t>
+        <w:t xml:space="preserve"> Hazard labels for the scaffold come from a simple, monotone criterion and not from a structural model or an independent assessment. The benchmark tests the reliability of the decision layer given a criterion, not the criterion. Section 8.4 varies the critical-member share and the bay threshold and shows that the conclusions are not an artifact of one definition; it does not make any definition a structural calculation.</w:t>
       </w:r>
     </w:p>
     <w:p>
@@ -11526,7 +11718,7 @@
         <w:t>Placement and gate parameters.</w:t>
       </w:r>
       <w:r>
-        <w:t xml:space="preserve"> The risk-optimized placement uses 40 training worlds per site and the gate uses six alternatives and a rejection threshold of 5 in log-likelihood; none was tuned, and different choices would give different results.</w:t>
+        <w:t xml:space="preserve"> The risk-optimized placement uses 40 training worlds per site and the gate uses six alternatives and a rejection threshold of 5 in log-likelihood; none was tuned, and different choices would give different results. The gate bounds a modeled hazard probability over a finite, assumed set of alternatives (Section 4.4); it is not a guarantee, and the true process may lie outside the set.</w:t>
       </w:r>
     </w:p>
     <w:p>
@@ -11639,7 +11831,7 @@
         <w:spacing w:after="60"/>
       </w:pPr>
       <w:r>
-        <w:t>The simulated performance has not been validated against field data and the scaffold hazard criterion is synthetic. Validation against measured data, including deliberately wrong work records and unflagged sensor faults, is the necessary next step.</w:t>
+        <w:t>The conclusions for the scaffold held under sixteen alternative definitions of an unsafe structure, but the criterion remains synthetic. The simulated performance has not been validated against field data. Validation against measured data, including deliberately wrong work records and unflagged sensor faults, is the necessary next step.</w:t>
       </w:r>
     </w:p>
     <w:p>
@@ -11719,7 +11911,7 @@
         <w:t>Prior dissemination.</w:t>
       </w:r>
       <w:r>
-        <w:t xml:space="preserve"> Two non-peer-reviewed white papers describing applications of the concept, one for underground utility detection and one for scaffold monitoring, were prepared in response to open innovation challenges on the Wazoku (InnoCentive) platform; neither is a publication. The numerical results of the first came from simulation code that was not available when this manuscript was prepared, and the simulation was reimplemented. A preprint of this work is available on Zenodo (https://doi.org/10.5281/zenodo.23330706). The manuscript is not under consideration elsewhere.</w:t>
+        <w:t xml:space="preserve"> Two non-peer-reviewed white papers describing applications of the concept, one for underground utility detection and one for scaffold monitoring, were prepared in response to open innovation challenges on the Wazoku (InnoCentive) platform; neither is a publication. The numerical results of the first came from simulation code that was not available when this manuscript was prepared, and the simulation was reimplemented. A preprint of this work is available on Zenodo (https://doi.org/10.5281/zenodo.23355542). The manuscript is not under consideration elsewhere.</w:t>
       </w:r>
     </w:p>
     <w:p>
@@ -11734,7 +11926,7 @@
         <w:t>Data and code availability.</w:t>
       </w:r>
       <w:r>
-        <w:t xml:space="preserve"> All code, configurations, results (results.json, results_v4.json, results_v5.json, results_v6.json), figure scripts, tests and manuscript builders are available at https://github.com/sandlerleon/subsurface-risk-calibrated-mapping (release v2.0.0) and are archived on Zenodo (software: https://doi.org/10.5281/zenodo.23330705; manuscript preprint: https://doi.org/10.5281/zenodo.23330706). Every table and figure is regenerated by the commands in Appendix A. No field data were used.</w:t>
+        <w:t xml:space="preserve"> All code, configurations, results (results.json, results_v4.json, results_v5.json, results_v6.json), figure scripts, tests and manuscript builders are available at https://github.com/sandlerleon/subsurface-risk-calibrated-mapping (release v2.1.0) and are archived on Zenodo (software: https://doi.org/10.5281/zenodo.23355541; manuscript preprint: https://doi.org/10.5281/zenodo.23355542). Every table and figure is regenerated by the commands in Appendix A. No field data were used.</w:t>
       </w:r>
     </w:p>
     <w:p>
@@ -11871,7 +12063,7 @@
           <w:rFonts w:ascii="Courier New" w:hAnsi="Courier New"/>
           <w:sz w:val="19"/>
         </w:rPr>
-        <w:t>python SubSurface_v6.py --demo                 # 12 self-tests (change-aware layer)</w:t>
+        <w:t>python SubSurface_v6.py --demo                 # 14 self-tests (change-aware layer)</w:t>
       </w:r>
     </w:p>
     <w:p>
@@ -11957,7 +12149,7 @@
         <w:jc w:val="both"/>
       </w:pPr>
       <w:r>
-        <w:t>SubSurface_v6.py (the change-aware experiments) took 13 minutes on one process (Python 3.11.9, NumPy 2.4.6); SubSurface_v5.py (the survey evidence layer) took 40 minutes with eight processes. Every random stream is derived from the seed, an experiment tag and a site or block index, so that results do not depend on the number of processes. A fresh clone of the archived code reproduced results_v5.json and results_v6.json exactly, and its self-tests and tests passed. Each results file records the command, the seed, the library versions, the definitions and every table quoted in this paper.</w:t>
+        <w:t>SubSurface_v6.py (the change-aware experiments) took 14 minutes on one process (Python 3.11.9, NumPy 2.4.6); SubSurface_v5.py (the survey evidence layer) took 40 minutes with eight processes. Every random stream is derived from the seed, an experiment tag and a site or block index, so that results do not depend on the number of processes. A fresh clone of release v2.1.0 reproduced results_v6.json exactly (apart from the recorded run time and command line) and its self-tests and tests passed; SubSurface_v5.py and results_v5.json are unchanged from release v1.3.0, whose fresh-clone reproduction of results_v5.json was exact. Each results file records the command, the seed, the library versions, the definitions and every table quoted in this paper.</w:t>
       </w:r>
     </w:p>
     <w:p>

--- a/manuscript/Manuscript_CA.docx
+++ b/manuscript/Manuscript_CA.docx
@@ -65,7 +65,7 @@
         <w:rPr>
           <w:sz w:val="19"/>
         </w:rPr>
-        <w:t>Software: https://github.com/sandlerleon/subsurface-risk-calibrated-mapping (archived at https://doi.org/10.5281/zenodo.23355541). Preprint: https://doi.org/10.5281/zenodo.23355542.</w:t>
+        <w:t>Software: https://github.com/sandlerleon/subsurface-risk-calibrated-mapping (archived at https://doi.org/10.5281/zenodo.23375299). Preprint: https://doi.org/10.5281/zenodo.23375305.</w:t>
       </w:r>
     </w:p>
     <w:p>
@@ -11021,7 +11021,7 @@
         <w:jc w:val="both"/>
       </w:pPr>
       <w:r>
-        <w:t>Removing one component of the gated method at a time (Fig. 11) shows what each does. Without the dynamics (static-state fusion) the nominal risk rises from 0.9% to 3.6% in utilities and from 1.1% to 6.8% in the scaffold (but the coverage rises from 38% to 51% and from 9% to 92%); without the permit context the risk rises to 1.8% and 3.7%; without the survey the scaffold risk rises to 2.2% and the utility corridor cannot be released at all, since the baseline hazard prevalence is unknown without a survey. Without the point sensors the risk is 1.0% and 0.9%, close to the 0.9% and 1.1% with them, and without the health flags 1.0% and 0.7%, which confirms that in these worlds the point sensors and their health matter little. Without the validity selection the gate takes the supremum over all alternatives and releases 0.0% of the utility corridor in the nominal world: the selection is what keeps the gate usable. Under the combined failure, removing the gate raises the conditional risk from 11.7% to 22.5% (utilities) and from 3.3% to 12.9% (scaffold), with coverage rising from 0.3% to 48% and from 5% to 15%. The conditional risk of the full method under the combined failure in utilities (11.7%) is therefore a statistic of a very small coverage and not of an empty set: it is computed over a mean of 1983 released element-epochs per test site (0.3% of the element-epochs), and it is defined in 100% of the sites. It describes the few decisions that the gate still takes and is not an operating point; where a method releases nothing in a site, its conditional risk in that site is undefined, is reported as n/a and is left out of the mean.</w:t>
+        <w:t>Removing one component of the gated method at a time (Fig. 11) shows what each does. Without the dynamics (static-state fusion) the nominal risk rises from 0.9% to 3.6% in utilities and from 1.1% to 6.8% in the scaffold (but the coverage rises from 38% to 51% and from 9% to 92%); without the permit context the risk rises to 1.8% and 3.7%; without the survey the scaffold risk rises to 2.2% and the utility corridor cannot be released at all, since the baseline hazard prevalence is unknown without a survey. Without the point sensors the risk is 1.0% and 0.9%, close to the 0.9% and 1.1% with them, and without the health flags 1.0% and 0.7%, which confirms that in these worlds the point sensors and their health matter little. Without the validity selection the gate takes the supremum over all alternatives and releases 0.0% of the utility corridor in the nominal world: the selection is what keeps the gate usable. Under the combined failure, removing the gate raises the conditional risk from 11.7% to 22.5% (utilities) and from 3.3% to 12.9% (scaffold), with coverage rising from 0.3% to 48% and from 5% to 15%. The conditional risk of the full method under the combined failure in utilities (11.7 ± 0.9%, 95% t-interval over test sites) is therefore a statistic of a very small coverage and not of an empty set: it is computed over a mean of 1983 released element-epochs per test site (47596 over the 24 sites, of which 5693 were hazardous; 0.3% of the element-epochs), and it is defined in 100% of the sites. It describes the few decisions that the gate still takes and is not an operating point; where a method releases nothing in a site, its conditional risk in that site is undefined, is reported as n/a and is left out of the mean.</w:t>
       </w:r>
     </w:p>
     <w:p>
@@ -11911,7 +11911,7 @@
         <w:t>Prior dissemination.</w:t>
       </w:r>
       <w:r>
-        <w:t xml:space="preserve"> Two non-peer-reviewed white papers describing applications of the concept, one for underground utility detection and one for scaffold monitoring, were prepared in response to open innovation challenges on the Wazoku (InnoCentive) platform; neither is a publication. The numerical results of the first came from simulation code that was not available when this manuscript was prepared, and the simulation was reimplemented. A preprint of this work is available on Zenodo (https://doi.org/10.5281/zenodo.23355542). The manuscript is not under consideration elsewhere.</w:t>
+        <w:t xml:space="preserve"> Two non-peer-reviewed white papers describing applications of the concept, one for underground utility detection and one for scaffold monitoring, were prepared in response to open innovation challenges on the Wazoku (InnoCentive) platform; neither is a publication. The numerical results of the first came from simulation code that was not available when this manuscript was prepared, and the simulation was reimplemented. A preprint of this work is available on Zenodo (https://doi.org/10.5281/zenodo.23375305). The manuscript is not under consideration elsewhere.</w:t>
       </w:r>
     </w:p>
     <w:p>
@@ -11926,7 +11926,7 @@
         <w:t>Data and code availability.</w:t>
       </w:r>
       <w:r>
-        <w:t xml:space="preserve"> All code, configurations, results (results.json, results_v4.json, results_v5.json, results_v6.json), figure scripts, tests and manuscript builders are available at https://github.com/sandlerleon/subsurface-risk-calibrated-mapping (release v2.1.0) and are archived on Zenodo (software: https://doi.org/10.5281/zenodo.23355541; manuscript preprint: https://doi.org/10.5281/zenodo.23355542). Every table and figure is regenerated by the commands in Appendix A. No field data were used.</w:t>
+        <w:t xml:space="preserve"> All code, configurations, results (results.json, results_v4.json, results_v5.json, results_v6.json), figure scripts, tests and manuscript builders are available at https://github.com/sandlerleon/subsurface-risk-calibrated-mapping (release v2.1.1) and are archived on Zenodo (software: https://doi.org/10.5281/zenodo.23375299; manuscript preprint: https://doi.org/10.5281/zenodo.23375305). Every table and figure is regenerated by the commands in Appendix A. No field data were used.</w:t>
       </w:r>
     </w:p>
     <w:p>
@@ -12149,7 +12149,7 @@
         <w:jc w:val="both"/>
       </w:pPr>
       <w:r>
-        <w:t>SubSurface_v6.py (the change-aware experiments) took 14 minutes on one process (Python 3.11.9, NumPy 2.4.6); SubSurface_v5.py (the survey evidence layer) took 40 minutes with eight processes. Every random stream is derived from the seed, an experiment tag and a site or block index, so that results do not depend on the number of processes. A fresh clone of release v2.1.0 reproduced results_v6.json exactly (apart from the recorded run time and command line) and its self-tests and tests passed; SubSurface_v5.py and results_v5.json are unchanged from release v1.3.0, whose fresh-clone reproduction of results_v5.json was exact. Each results file records the command, the seed, the library versions, the definitions and every table quoted in this paper.</w:t>
+        <w:t>SubSurface_v6.py (the change-aware experiments) took 14 minutes on one process (Python 3.11.9, NumPy 2.4.6); SubSurface_v5.py (the survey evidence layer) took 40 minutes with eight processes. Every random stream is derived from the seed, an experiment tag and a site or block index, so that results do not depend on the number of processes. A fresh clone of release v2.1.0, whose code and results are identical to those of v2.1.1 (which changes the manuscript text only), reproduced results_v6.json exactly (apart from the recorded run time and command line) and its self-tests and tests passed; SubSurface_v5.py and results_v5.json are unchanged from release v1.3.0, whose fresh-clone reproduction of results_v5.json was exact. Each results file records the command, the seed, the library versions, the definitions and every table quoted in this paper.</w:t>
       </w:r>
     </w:p>
     <w:p>
